--- a/Files/04 - Bamidbar/02 - Naso/5784/Naso 5784.docx
+++ b/Files/04 - Bamidbar/02 - Naso/5784/Naso 5784.docx
@@ -165,7 +165,7 @@
         <w:rPr>
           <w:rFonts w:ascii="Times New Roman" w:hAnsi="Times New Roman" w:cs="Times New Roman"/>
         </w:rPr>
-        <w:t xml:space="preserve">, and for all generations we have the same </w:t>
+        <w:t>, and for all generations we have the same</w:t>
       </w:r>
       <w:r>
         <w:rPr>
@@ -199,7 +199,7 @@
           <w:rFonts w:ascii="Times New Roman" w:hAnsi="Times New Roman" w:cs="Times New Roman"/>
           <w:rtl/>
         </w:rPr>
-        <w:t>״</w:t>
+        <w:t>"</w:t>
       </w:r>
       <w:r>
         <w:rPr>
@@ -212,7 +212,7 @@
         <w:rPr>
           <w:rFonts w:ascii="Times New Roman" w:hAnsi="Times New Roman" w:cs="Times New Roman"/>
         </w:rPr>
-        <w:t xml:space="preserve"> explains that </w:t>
+        <w:t xml:space="preserve"> explains that</w:t>
       </w:r>
       <w:r>
         <w:rPr>
@@ -342,7 +342,7 @@
           <w:rFonts w:ascii="Times New Roman" w:hAnsi="Times New Roman" w:cs="Times New Roman"/>
           <w:rtl/>
         </w:rPr>
-        <w:t>״</w:t>
+        <w:t>"</w:t>
       </w:r>
       <w:r>
         <w:rPr>
@@ -381,7 +381,13 @@
         <w:rPr>
           <w:rFonts w:ascii="Times New Roman" w:hAnsi="Times New Roman" w:cs="Times New Roman"/>
         </w:rPr>
-        <w:t>Gerrer Rebbe brings</w:t>
+        <w:t>Sfas Emes</w:t>
+      </w:r>
+      <w:r>
+        <w:rPr>
+          <w:rFonts w:ascii="Times New Roman" w:hAnsi="Times New Roman" w:cs="Times New Roman"/>
+        </w:rPr>
+        <w:t xml:space="preserve"> brings</w:t>
       </w:r>
       <w:r>
         <w:rPr>
@@ -772,7 +778,19 @@
         <w:rPr>
           <w:rFonts w:ascii="Times New Roman" w:hAnsi="Times New Roman" w:cs="Times New Roman"/>
         </w:rPr>
-        <w:t xml:space="preserve">The Gerrer Rebbe is telling us that </w:t>
+        <w:t xml:space="preserve">The </w:t>
+      </w:r>
+      <w:r>
+        <w:rPr>
+          <w:rFonts w:ascii="Times New Roman" w:hAnsi="Times New Roman" w:cs="Times New Roman"/>
+        </w:rPr>
+        <w:t>Sfas Emes</w:t>
+      </w:r>
+      <w:r>
+        <w:rPr>
+          <w:rFonts w:ascii="Times New Roman" w:hAnsi="Times New Roman" w:cs="Times New Roman"/>
+        </w:rPr>
+        <w:t xml:space="preserve"> is telling us that </w:t>
       </w:r>
       <w:r>
         <w:rPr>
@@ -813,7 +831,7 @@
           <w:rFonts w:ascii="Times New Roman" w:hAnsi="Times New Roman" w:cs="Times New Roman"/>
           <w:rtl/>
         </w:rPr>
-        <w:t>״</w:t>
+        <w:t>"</w:t>
       </w:r>
       <w:r>
         <w:rPr>
@@ -826,7 +844,7 @@
         <w:rPr>
           <w:rFonts w:ascii="Times New Roman" w:hAnsi="Times New Roman" w:cs="Times New Roman"/>
         </w:rPr>
-        <w:t xml:space="preserve"> took </w:t>
+        <w:t xml:space="preserve"> took</w:t>
       </w:r>
       <w:r>
         <w:rPr>
@@ -1274,7 +1292,7 @@
           <w:rFonts w:ascii="Times New Roman" w:hAnsi="Times New Roman" w:cs="Times New Roman"/>
           <w:rtl/>
         </w:rPr>
-        <w:t>״</w:t>
+        <w:t>"</w:t>
       </w:r>
       <w:r>
         <w:rPr>
@@ -1363,7 +1381,7 @@
         <w:rPr>
           <w:rFonts w:ascii="Times New Roman" w:hAnsi="Times New Roman" w:cs="Times New Roman"/>
         </w:rPr>
-        <w:t xml:space="preserve"> and he heard a </w:t>
+        <w:t xml:space="preserve"> and he heard a</w:t>
       </w:r>
       <w:r>
         <w:rPr>

--- a/Files/04 - Bamidbar/02 - Naso/5784/Naso 5784.docx
+++ b/Files/04 - Bamidbar/02 - Naso/5784/Naso 5784.docx
@@ -165,7 +165,7 @@
         <w:rPr>
           <w:rFonts w:ascii="Times New Roman" w:hAnsi="Times New Roman" w:cs="Times New Roman"/>
         </w:rPr>
-        <w:t>, and for all generations we have the same</w:t>
+        <w:t xml:space="preserve">, and for all generations we have the same </w:t>
       </w:r>
       <w:r>
         <w:rPr>
@@ -199,7 +199,7 @@
           <w:rFonts w:ascii="Times New Roman" w:hAnsi="Times New Roman" w:cs="Times New Roman"/>
           <w:rtl/>
         </w:rPr>
-        <w:t>"</w:t>
+        <w:t>״</w:t>
       </w:r>
       <w:r>
         <w:rPr>
@@ -212,7 +212,7 @@
         <w:rPr>
           <w:rFonts w:ascii="Times New Roman" w:hAnsi="Times New Roman" w:cs="Times New Roman"/>
         </w:rPr>
-        <w:t xml:space="preserve"> explains that</w:t>
+        <w:t xml:space="preserve"> explains that </w:t>
       </w:r>
       <w:r>
         <w:rPr>
@@ -342,7 +342,7 @@
           <w:rFonts w:ascii="Times New Roman" w:hAnsi="Times New Roman" w:cs="Times New Roman"/>
           <w:rtl/>
         </w:rPr>
-        <w:t>"</w:t>
+        <w:t>״</w:t>
       </w:r>
       <w:r>
         <w:rPr>
@@ -831,7 +831,7 @@
           <w:rFonts w:ascii="Times New Roman" w:hAnsi="Times New Roman" w:cs="Times New Roman"/>
           <w:rtl/>
         </w:rPr>
-        <w:t>"</w:t>
+        <w:t>״</w:t>
       </w:r>
       <w:r>
         <w:rPr>
@@ -844,7 +844,7 @@
         <w:rPr>
           <w:rFonts w:ascii="Times New Roman" w:hAnsi="Times New Roman" w:cs="Times New Roman"/>
         </w:rPr>
-        <w:t xml:space="preserve"> took</w:t>
+        <w:t xml:space="preserve"> took </w:t>
       </w:r>
       <w:r>
         <w:rPr>
@@ -1292,7 +1292,7 @@
           <w:rFonts w:ascii="Times New Roman" w:hAnsi="Times New Roman" w:cs="Times New Roman"/>
           <w:rtl/>
         </w:rPr>
-        <w:t>"</w:t>
+        <w:t>״</w:t>
       </w:r>
       <w:r>
         <w:rPr>
@@ -1381,7 +1381,7 @@
         <w:rPr>
           <w:rFonts w:ascii="Times New Roman" w:hAnsi="Times New Roman" w:cs="Times New Roman"/>
         </w:rPr>
-        <w:t xml:space="preserve"> and he heard a</w:t>
+        <w:t xml:space="preserve"> and he heard a </w:t>
       </w:r>
       <w:r>
         <w:rPr>
